--- a/小野町_引継ぎ_整理済/11_見える化出力依頼/小野町_地域分析・検討シートの記入案_20260930.docx
+++ b/小野町_引継ぎ_整理済/11_見える化出力依頼/小野町_地域分析・検討シートの記入案_20260930.docx
@@ -1249,6 +1249,7 @@
     </w:p>
     <w:p>
       <w:pPr>
+        <w:pStyle w:val="Heading1"/>
         <w:keepNext/>
         <w:spacing w:before="240" w:after="100"/>
       </w:pPr>
@@ -1624,6 +1625,7 @@
     </w:p>
     <w:p>
       <w:pPr>
+        <w:pStyle w:val="Heading1"/>
         <w:keepNext/>
         <w:spacing w:before="240" w:after="100"/>
       </w:pPr>
@@ -1642,6 +1644,7 @@
     </w:p>
     <w:p>
       <w:pPr>
+        <w:pStyle w:val="Heading2"/>
         <w:keepNext/>
         <w:spacing w:before="180" w:after="100"/>
       </w:pPr>
@@ -1674,6 +1677,7 @@
     </w:p>
     <w:p>
       <w:pPr>
+        <w:pStyle w:val="Heading2"/>
         <w:keepNext/>
         <w:spacing w:before="180" w:after="100"/>
       </w:pPr>
@@ -1706,6 +1710,7 @@
     </w:p>
     <w:p>
       <w:pPr>
+        <w:pStyle w:val="Heading2"/>
         <w:keepNext/>
         <w:spacing w:before="180" w:after="100"/>
       </w:pPr>
@@ -1738,6 +1743,7 @@
     </w:p>
     <w:p>
       <w:pPr>
+        <w:pStyle w:val="Heading2"/>
         <w:keepNext/>
         <w:spacing w:before="180" w:after="100"/>
       </w:pPr>
@@ -1770,6 +1776,7 @@
     </w:p>
     <w:p>
       <w:pPr>
+        <w:pStyle w:val="Heading1"/>
         <w:keepNext/>
         <w:spacing w:before="240" w:after="100"/>
       </w:pPr>
@@ -1788,6 +1795,7 @@
     </w:p>
     <w:p>
       <w:pPr>
+        <w:pStyle w:val="Heading2"/>
         <w:keepNext/>
         <w:spacing w:before="180" w:after="100"/>
       </w:pPr>
@@ -1820,6 +1828,7 @@
     </w:p>
     <w:p>
       <w:pPr>
+        <w:pStyle w:val="Heading2"/>
         <w:keepNext/>
         <w:spacing w:before="180" w:after="100"/>
       </w:pPr>
@@ -1861,6 +1870,7 @@
     </w:p>
     <w:p>
       <w:pPr>
+        <w:pStyle w:val="Heading2"/>
         <w:keepNext/>
         <w:spacing w:before="180" w:after="100"/>
       </w:pPr>
@@ -1893,6 +1903,7 @@
     </w:p>
     <w:p>
       <w:pPr>
+        <w:pStyle w:val="Heading2"/>
         <w:keepNext/>
         <w:spacing w:before="180" w:after="100"/>
       </w:pPr>
@@ -1925,6 +1936,7 @@
     </w:p>
     <w:p>
       <w:pPr>
+        <w:pStyle w:val="Heading1"/>
         <w:keepNext/>
         <w:spacing w:before="240" w:after="100"/>
       </w:pPr>
@@ -1943,6 +1955,7 @@
     </w:p>
     <w:p>
       <w:pPr>
+        <w:pStyle w:val="Heading2"/>
         <w:keepNext/>
         <w:spacing w:before="180" w:after="100"/>
       </w:pPr>
@@ -1975,6 +1988,7 @@
     </w:p>
     <w:p>
       <w:pPr>
+        <w:pStyle w:val="Heading2"/>
         <w:keepNext/>
         <w:spacing w:before="180" w:after="100"/>
       </w:pPr>
@@ -2007,6 +2021,7 @@
     </w:p>
     <w:p>
       <w:pPr>
+        <w:pStyle w:val="Heading2"/>
         <w:keepNext/>
         <w:spacing w:before="180" w:after="100"/>
       </w:pPr>
@@ -2039,6 +2054,7 @@
     </w:p>
     <w:p>
       <w:pPr>
+        <w:pStyle w:val="Heading2"/>
         <w:keepNext/>
         <w:spacing w:before="180" w:after="100"/>
       </w:pPr>
@@ -2071,6 +2087,7 @@
     </w:p>
     <w:p>
       <w:pPr>
+        <w:pStyle w:val="Heading1"/>
         <w:keepNext/>
         <w:spacing w:before="240" w:after="100"/>
       </w:pPr>
@@ -2456,6 +2473,7 @@
     </w:p>
     <w:p>
       <w:pPr>
+        <w:pStyle w:val="Heading1"/>
         <w:keepNext/>
         <w:spacing w:before="240" w:after="100"/>
       </w:pPr>
@@ -3358,6 +3376,7 @@
     <w:rPr>
       <w:rFonts w:ascii="游ゴシック" w:hAnsi="游ゴシック" w:eastAsia="游ゴシック"/>
       <w:sz w:val="21"/>
+      <w:lang w:val="en-US" w:eastAsia="ja-JP"/>
     </w:rPr>
   </w:style>
   <w:style w:type="paragraph" w:styleId="Header">
@@ -3415,15 +3434,17 @@
     <w:pPr>
       <w:keepNext/>
       <w:keepLines/>
-      <w:spacing w:before="480" w:after="0"/>
+      <w:spacing w:before="240" w:after="100"/>
+      <w:ind w:left="0" w:firstLine="0"/>
       <w:outlineLvl w:val="0"/>
     </w:pPr>
     <w:rPr>
-      <w:rFonts w:asciiTheme="majorHAnsi" w:eastAsiaTheme="majorEastAsia" w:hAnsiTheme="majorHAnsi" w:cstheme="majorBidi"/>
+      <w:rFonts w:asciiTheme="majorHAnsi" w:eastAsiaTheme="majorEastAsia" w:hAnsiTheme="majorHAnsi" w:cstheme="majorBidi" w:ascii="游ゴシック" w:hAnsi="游ゴシック" w:eastAsia="游ゴシック"/>
       <w:b/>
       <w:bCs/>
-      <w:color w:val="365F91" w:themeColor="accent1" w:themeShade="BF"/>
-      <w:sz w:val="28"/>
+      <w:i w:val="0"/>
+      <w:color w:val="2E74B5"/>
+      <w:sz w:val="30"/>
       <w:szCs w:val="28"/>
     </w:rPr>
   </w:style>
@@ -3439,15 +3460,17 @@
     <w:pPr>
       <w:keepNext/>
       <w:keepLines/>
-      <w:spacing w:before="200" w:after="0"/>
+      <w:spacing w:before="180" w:after="100"/>
+      <w:ind w:left="0" w:firstLine="0"/>
       <w:outlineLvl w:val="1"/>
     </w:pPr>
     <w:rPr>
-      <w:rFonts w:asciiTheme="majorHAnsi" w:eastAsiaTheme="majorEastAsia" w:hAnsiTheme="majorHAnsi" w:cstheme="majorBidi"/>
+      <w:rFonts w:asciiTheme="majorHAnsi" w:eastAsiaTheme="majorEastAsia" w:hAnsiTheme="majorHAnsi" w:cstheme="majorBidi" w:ascii="游ゴシック" w:hAnsi="游ゴシック" w:eastAsia="游ゴシック"/>
       <w:b/>
       <w:bCs/>
-      <w:color w:val="4F81BD" w:themeColor="accent1"/>
-      <w:sz w:val="26"/>
+      <w:i w:val="0"/>
+      <w:color w:val="2E74B5"/>
+      <w:sz w:val="25"/>
       <w:szCs w:val="26"/>
     </w:rPr>
   </w:style>
@@ -3463,14 +3486,17 @@
     <w:pPr>
       <w:keepNext/>
       <w:keepLines/>
-      <w:spacing w:before="200" w:after="0"/>
+      <w:spacing w:before="180" w:after="80"/>
+      <w:ind w:left="0" w:firstLine="0"/>
       <w:outlineLvl w:val="2"/>
     </w:pPr>
     <w:rPr>
-      <w:rFonts w:asciiTheme="majorHAnsi" w:eastAsiaTheme="majorEastAsia" w:hAnsiTheme="majorHAnsi" w:cstheme="majorBidi"/>
+      <w:rFonts w:asciiTheme="majorHAnsi" w:eastAsiaTheme="majorEastAsia" w:hAnsiTheme="majorHAnsi" w:cstheme="majorBidi" w:ascii="游ゴシック" w:hAnsi="游ゴシック" w:eastAsia="游ゴシック"/>
       <w:b/>
       <w:bCs/>
-      <w:color w:val="4F81BD" w:themeColor="accent1"/>
+      <w:i w:val="0"/>
+      <w:color w:val="1F4D78"/>
+      <w:sz w:val="22"/>
     </w:rPr>
   </w:style>
   <w:style w:type="paragraph" w:styleId="Heading4">

--- a/小野町_引継ぎ_整理済/11_見える化出力依頼/小野町_地域分析・検討シートの記入案_20260930.docx
+++ b/小野町_引継ぎ_整理済/11_見える化出力依頼/小野町_地域分析・検討シートの記入案_20260930.docx
@@ -1468,6 +1468,7 @@
           </w:tcPr>
           <w:p>
             <w:pPr>
+              <w:keepNext/>
               <w:spacing w:before="20" w:after="20"/>
             </w:pPr>
             <w:r>
@@ -1488,6 +1489,7 @@
           </w:tcPr>
           <w:p>
             <w:pPr>
+              <w:keepNext/>
               <w:spacing w:before="20" w:after="20"/>
             </w:pPr>
             <w:r>
@@ -1508,6 +1510,7 @@
           </w:tcPr>
           <w:p>
             <w:pPr>
+              <w:keepNext/>
               <w:spacing w:before="20" w:after="20"/>
             </w:pPr>
             <w:r>
@@ -2340,6 +2343,7 @@
           </w:tcPr>
           <w:p>
             <w:pPr>
+              <w:keepNext/>
               <w:spacing w:before="20" w:after="20"/>
             </w:pPr>
             <w:r>
@@ -2360,6 +2364,7 @@
           </w:tcPr>
           <w:p>
             <w:pPr>
+              <w:keepNext/>
               <w:spacing w:before="20" w:after="20"/>
             </w:pPr>
             <w:r>
@@ -2380,6 +2385,7 @@
           </w:tcPr>
           <w:p>
             <w:pPr>
+              <w:keepNext/>
               <w:spacing w:before="20" w:after="20"/>
             </w:pPr>
             <w:r>
@@ -2717,6 +2723,7 @@
           </w:tcPr>
           <w:p>
             <w:pPr>
+              <w:keepNext/>
               <w:spacing w:before="20" w:after="20"/>
             </w:pPr>
             <w:r>
@@ -2737,6 +2744,7 @@
           </w:tcPr>
           <w:p>
             <w:pPr>
+              <w:keepNext/>
               <w:spacing w:before="20" w:after="20"/>
             </w:pPr>
             <w:r>
@@ -2757,6 +2765,7 @@
           </w:tcPr>
           <w:p>
             <w:pPr>
+              <w:keepNext/>
               <w:spacing w:before="20" w:after="20"/>
             </w:pPr>
             <w:r>
